--- a/atelier/atelier_162.docx
+++ b/atelier/atelier_162.docx
@@ -474,7 +474,7 @@
                 <w:b w:val="false"/>
                 <w:bCs w:val="false"/>
               </w:rPr>
-              <w:t xml:space="preserve">Zones critiques identifiées (#158), diffusion amorcée (#160-161)</w:t>
+              <w:t xml:space="preserve">Zones critiques identifiées, diffusion amorcée</w:t>
             </w:r>
           </w:p>
         </w:tc>
@@ -493,7 +493,7 @@
         <w:spacing w:after="120"/>
       </w:pPr>
       <w:r>
-        <w:t xml:space="preserve">Le pairing (#160) et la rotation (#161) transmettent la connaissance tacite par la pratique. Mais une partie de la connaissance d’une zone critique est EXPLICITE et documentable : comment ça s’architecture, pourquoi tel choix, comment déployer, quels pièges éviter, qui contacter. Cette connaissance-là gagne à être écrite — pour ne pas dépendre uniquement de la mémoire des personnes, et pour servir de référence durable. Le sujet de cet atelier est de documenter les zones critiques : formaliser ce que seul l’expert sait aujourd’hui, dans une documentation utile et maintenue. Attention : il ne s’agit pas de tout documenter (illusoire et vite obsolète), mais de capturer l’essentiel qui débloque — ce qui permettrait à quelqu’un de reprendre la zone. La doc complète le pairing : l’un transmet le tacite, l’autre fixe l’explicite.</w:t>
+        <w:t xml:space="preserve">Le pairing et la rotation transmettent la connaissance tacite par la pratique. Mais une partie de la connaissance d’une zone critique est EXPLICITE et documentable : comment ça s’architecture, pourquoi tel choix, comment déployer, quels pièges éviter, qui contacter. Cette connaissance-là gagne à être écrite — pour ne pas dépendre uniquement de la mémoire des personnes, et pour servir de référence durable. Le sujet de cet atelier est de documenter les zones critiques : formaliser ce que seul l’expert sait aujourd’hui, dans une documentation utile et maintenue. Attention : il ne s’agit pas de tout documenter (illusoire et vite obsolète), mais de capturer l’essentiel qui débloque — ce qui permettrait à quelqu’un de reprendre la zone. La doc complète le pairing : l’un transmet le tacite, l’autre fixe l’explicite.</w:t>
       </w:r>
     </w:p>
     <w:p>
@@ -540,7 +540,7 @@
         <w:spacing w:after="80"/>
       </w:pPr>
       <w:r>
-        <w:t xml:space="preserve">La doc sert de filet, pas de substitut à la connaissance : une bonne doc permet à quelqu’un qui a des bases de reprendre la zone — pas de partir de zéro. Elle complète le pairing (#160) et la rotation (#161) : ensemble, ils couvrent le tacite (pratique) et l’explicite (doc). Ni l’un ni l’autre seul ne suffit.</w:t>
+        <w:t xml:space="preserve">La doc sert de filet, pas de substitut à la connaissance : une bonne doc permet à quelqu’un qui a des bases de reprendre la zone — pas de partir de zéro. Elle complète le pairing et la rotation : ensemble, ils couvrent le tacite (pratique) et l’explicite (doc). Ni l’un ni l’autre seul ne suffit.</w:t>
       </w:r>
     </w:p>
     <w:p>
@@ -624,7 +624,7 @@
                 <w:sz w:val="18"/>
                 <w:szCs w:val="18"/>
               </w:rPr>
-              <w:t xml:space="preserve">  À capturer (court, utile) :</w:t>
+              <w:t xml:space="preserve"> À capturer (court, utile) :</w:t>
             </w:r>
           </w:p>
           <w:p>
@@ -634,7 +634,7 @@
                 <w:sz w:val="18"/>
                 <w:szCs w:val="18"/>
               </w:rPr>
-              <w:t xml:space="preserve">    - vue d'ensemble : à quoi sert cette zone, comment</w:t>
+              <w:t xml:space="preserve"> - vue d'ensemble : à quoi sert cette zone, comment</w:t>
             </w:r>
           </w:p>
           <w:p>
@@ -644,7 +644,7 @@
                 <w:sz w:val="18"/>
                 <w:szCs w:val="18"/>
               </w:rPr>
-              <w:t xml:space="preserve">      elle s'articule</w:t>
+              <w:t xml:space="preserve"> elle s'articule</w:t>
             </w:r>
           </w:p>
           <w:p>
@@ -654,7 +654,7 @@
                 <w:sz w:val="18"/>
                 <w:szCs w:val="18"/>
               </w:rPr>
-              <w:t xml:space="preserve">    - décisions clés : pourquoi tel choix (pas évident)</w:t>
+              <w:t xml:space="preserve"> - décisions clés : pourquoi tel choix (pas évident)</w:t>
             </w:r>
           </w:p>
           <w:p>
@@ -664,7 +664,7 @@
                 <w:sz w:val="18"/>
                 <w:szCs w:val="18"/>
               </w:rPr>
-              <w:t xml:space="preserve">    - procédures critiques : déployer, configurer, restaurer</w:t>
+              <w:t xml:space="preserve"> - procédures critiques : déployer, configurer, restaurer</w:t>
             </w:r>
           </w:p>
           <w:p>
@@ -674,7 +674,7 @@
                 <w:sz w:val="18"/>
                 <w:szCs w:val="18"/>
               </w:rPr>
-              <w:t xml:space="preserve">    - pièges connus : 'attention à X', 'ne jamais Y'</w:t>
+              <w:t xml:space="preserve"> - pièges connus : 'attention à X', 'ne jamais Y'</w:t>
             </w:r>
           </w:p>
           <w:p>
@@ -684,7 +684,7 @@
                 <w:sz w:val="18"/>
                 <w:szCs w:val="18"/>
               </w:rPr>
-              <w:t xml:space="preserve">    - contacts / dépendances externes</w:t>
+              <w:t xml:space="preserve"> - contacts / dépendances externes</w:t>
             </w:r>
           </w:p>
           <w:p>
@@ -704,7 +704,7 @@
                 <w:sz w:val="18"/>
                 <w:szCs w:val="18"/>
               </w:rPr>
-              <w:t xml:space="preserve">  À NE PAS faire :</w:t>
+              <w:t xml:space="preserve"> À NE PAS faire :</w:t>
             </w:r>
           </w:p>
           <w:p>
@@ -714,7 +714,7 @@
                 <w:sz w:val="18"/>
                 <w:szCs w:val="18"/>
               </w:rPr>
-              <w:t xml:space="preserve">    - tout documenter ligne à ligne (obsolète vite)</w:t>
+              <w:t xml:space="preserve"> - tout documenter ligne à ligne (obsolète vite)</w:t>
             </w:r>
           </w:p>
           <w:p>
@@ -724,7 +724,7 @@
                 <w:sz w:val="18"/>
                 <w:szCs w:val="18"/>
               </w:rPr>
-              <w:t xml:space="preserve">    - dupliquer ce que le code dit déjà clairement</w:t>
+              <w:t xml:space="preserve"> - dupliquer ce que le code dit déjà clairement</w:t>
             </w:r>
           </w:p>
           <w:p>
@@ -744,7 +744,7 @@
                 <w:sz w:val="18"/>
                 <w:szCs w:val="18"/>
               </w:rPr>
-              <w:t xml:space="preserve">  Où : près du code (README de la zone, wiki lié au repo)</w:t>
+              <w:t xml:space="preserve"> Où : près du code (README de la zone, wiki lié au repo)</w:t>
             </w:r>
           </w:p>
           <w:p>
@@ -754,7 +754,7 @@
                 <w:sz w:val="18"/>
                 <w:szCs w:val="18"/>
               </w:rPr>
-              <w:t xml:space="preserve">  Maintien : mise à jour à chaque changement notable.</w:t>
+              <w:t xml:space="preserve"> Maintien : mise à jour à chaque changement notable.</w:t>
             </w:r>
           </w:p>
         </w:tc>
@@ -1068,7 +1068,7 @@
         <w:spacing w:after="120"/>
       </w:pPr>
       <w:r>
-        <w:t xml:space="preserve">La doc fixe l’explicite. Reste #163 (plan de continuité — organiser qui remplace qui, sur quoi, dans quel délai), qui clôt R01 en assemblant tout : pairing, rotation, doc deviennent les ingrédients d’un plan de backup formalisé.</w:t>
+        <w:t xml:space="preserve">La doc fixe l’explicite. Reste (plan de continuité — organiser qui remplace qui, sur quoi, dans quel délai), qui clôt R01 en assemblant tout : pairing, rotation, doc deviennent les ingrédients d’un plan de backup formalisé.</w:t>
       </w:r>
     </w:p>
     <w:p>
@@ -1084,7 +1084,7 @@
         <w:spacing w:after="120"/>
       </w:pPr>
       <w:r>
-        <w:t xml:space="preserve">La squad a documenté ses zones critiques en capturant l’essentiel qui débloque (vue d’ensemble, décisions, procédures, pièges, contacts), écrit par l’expert guidé par un futur second, placé près du code avec un plan de maintien — sans tomber dans l’exhaustivité obsolète. La doc complète le pairing et la rotation : tacite et explicite sont couverts. La mesure Bus factor du hub s’améliore. La question R01 capture sa connaissance explicite, prête à être assemblée dans un plan de continuité (#163).</w:t>
+        <w:t xml:space="preserve">La squad a documenté ses zones critiques en capturant l’essentiel qui débloque (vue d’ensemble, décisions, procédures, pièges, contacts), écrit par l’expert guidé par un futur second, placé près du code avec un plan de maintien — sans tomber dans l’exhaustivité obsolète. La doc complète le pairing et la rotation : tacite et explicite sont couverts. La mesure Bus factor du hub s’améliore. La question R01 capture sa connaissance explicite, prête à être assemblée dans un plan de continuité.</w:t>
       </w:r>
     </w:p>
     <w:sectPr>
